--- a/_Learn/Get/Get.zh-CN.docx
+++ b/_Learn/Get/Get.zh-CN.docx
@@ -34,7 +34,7 @@
           <w:szCs w:val="24"/>
         </w:rPr>
         <w:drawing>
-          <wp:anchor distT="0" distB="0" distL="114300" distR="114300" simplePos="0" relativeHeight="251661312" behindDoc="1" locked="0" layoutInCell="1" allowOverlap="1" wp14:anchorId="5881097F" wp14:editId="4EE741BB">
+          <wp:anchor distT="0" distB="0" distL="114300" distR="114300" simplePos="0" relativeHeight="251661312" behindDoc="1" locked="0" layoutInCell="1" allowOverlap="1" wp14:anchorId="5881097F" wp14:editId="52221F4C">
             <wp:simplePos x="0" y="0"/>
             <wp:positionH relativeFrom="column">
               <wp:posOffset>0</wp:posOffset>
@@ -2553,7 +2553,21 @@
           <w:color w:val="70AD47" w:themeColor="accent6"/>
         </w:rPr>
         <w:lastRenderedPageBreak/>
-        <w:t>curl https://fengyi.tel/mul -O get.ps1; .\get.ps1;</w:t>
+        <w:t xml:space="preserve">curl https://fengyi.tel/mul </w:t>
+      </w:r>
+      <w:r>
+        <w:rPr>
+          <w:rFonts w:ascii="Aptos Narrow" w:hAnsi="Aptos Narrow"/>
+          <w:color w:val="70AD47" w:themeColor="accent6"/>
+        </w:rPr>
+        <w:t>-o</w:t>
+      </w:r>
+      <w:r>
+        <w:rPr>
+          <w:rFonts w:ascii="Aptos Narrow" w:hAnsi="Aptos Narrow"/>
+          <w:color w:val="70AD47" w:themeColor="accent6"/>
+        </w:rPr>
+        <w:t xml:space="preserve"> get.ps1; .\get.ps1;</w:t>
       </w:r>
     </w:p>
     <w:p>
@@ -2581,7 +2595,21 @@
           <w:rFonts w:ascii="Aptos Narrow" w:hAnsi="Aptos Narrow"/>
           <w:color w:val="70AD47" w:themeColor="accent6"/>
         </w:rPr>
-        <w:t xml:space="preserve"> https://fengyi.tel/mul -O get.ps1; .\get.ps1;</w:t>
+        <w:t xml:space="preserve"> https://fengyi.tel/mul </w:t>
+      </w:r>
+      <w:r>
+        <w:rPr>
+          <w:rFonts w:ascii="Aptos Narrow" w:hAnsi="Aptos Narrow"/>
+          <w:color w:val="70AD47" w:themeColor="accent6"/>
+        </w:rPr>
+        <w:t>-o</w:t>
+      </w:r>
+      <w:r>
+        <w:rPr>
+          <w:rFonts w:ascii="Aptos Narrow" w:hAnsi="Aptos Narrow"/>
+          <w:color w:val="70AD47" w:themeColor="accent6"/>
+        </w:rPr>
+        <w:t xml:space="preserve"> get.ps1; .\get.ps1;</w:t>
       </w:r>
     </w:p>
     <w:p>
@@ -2616,7 +2644,21 @@
           <w:rFonts w:ascii="Aptos Narrow" w:hAnsi="Aptos Narrow"/>
           <w:color w:val="70AD47" w:themeColor="accent6"/>
         </w:rPr>
-        <w:t xml:space="preserve"> -out get.ps1</w:t>
+        <w:t xml:space="preserve"> </w:t>
+      </w:r>
+      <w:r>
+        <w:rPr>
+          <w:rFonts w:ascii="Aptos Narrow" w:hAnsi="Aptos Narrow"/>
+          <w:color w:val="70AD47" w:themeColor="accent6"/>
+        </w:rPr>
+        <w:t>-o</w:t>
+      </w:r>
+      <w:r>
+        <w:rPr>
+          <w:rFonts w:ascii="Aptos Narrow" w:hAnsi="Aptos Narrow"/>
+          <w:color w:val="70AD47" w:themeColor="accent6"/>
+        </w:rPr>
+        <w:t>ut get.ps1</w:t>
       </w:r>
       <w:r>
         <w:rPr>
@@ -2658,7 +2700,14 @@
           <w:rFonts w:ascii="Aptos Narrow" w:hAnsi="Aptos Narrow"/>
           <w:color w:val="70AD47" w:themeColor="accent6"/>
         </w:rPr>
-        <w:t xml:space="preserve"> https://fengyi.tel/mul -</w:t>
+        <w:t xml:space="preserve"> https://fengyi.tel/mul </w:t>
+      </w:r>
+      <w:r>
+        <w:rPr>
+          <w:rFonts w:ascii="Aptos Narrow" w:hAnsi="Aptos Narrow"/>
+          <w:color w:val="70AD47" w:themeColor="accent6"/>
+        </w:rPr>
+        <w:t>-</w:t>
       </w:r>
       <w:proofErr w:type="spellStart"/>
       <w:r>
@@ -2666,7 +2715,14 @@
           <w:rFonts w:ascii="Aptos Narrow" w:hAnsi="Aptos Narrow"/>
           <w:color w:val="70AD47" w:themeColor="accent6"/>
         </w:rPr>
-        <w:t>OutFile</w:t>
+        <w:t>o</w:t>
+      </w:r>
+      <w:r>
+        <w:rPr>
+          <w:rFonts w:ascii="Aptos Narrow" w:hAnsi="Aptos Narrow"/>
+          <w:color w:val="70AD47" w:themeColor="accent6"/>
+        </w:rPr>
+        <w:t>utFile</w:t>
       </w:r>
       <w:proofErr w:type="spellEnd"/>
       <w:r>
@@ -2739,7 +2795,21 @@
           <w:rFonts w:ascii="Aptos Narrow" w:hAnsi="Aptos Narrow"/>
           <w:color w:val="70AD47" w:themeColor="accent6"/>
         </w:rPr>
-        <w:t>curl https://github.com/ilikeyi/Multilingual/raw/main/get.ps1 -O get.ps1; .\get.ps1;</w:t>
+        <w:t xml:space="preserve">curl https://github.com/ilikeyi/Multilingual/raw/main/get.ps1 </w:t>
+      </w:r>
+      <w:r>
+        <w:rPr>
+          <w:rFonts w:ascii="Aptos Narrow" w:hAnsi="Aptos Narrow"/>
+          <w:color w:val="70AD47" w:themeColor="accent6"/>
+        </w:rPr>
+        <w:t>-o</w:t>
+      </w:r>
+      <w:r>
+        <w:rPr>
+          <w:rFonts w:ascii="Aptos Narrow" w:hAnsi="Aptos Narrow"/>
+          <w:color w:val="70AD47" w:themeColor="accent6"/>
+        </w:rPr>
+        <w:t xml:space="preserve"> get.ps1; .\get.ps1;</w:t>
       </w:r>
     </w:p>
     <w:p>
@@ -2767,7 +2837,21 @@
           <w:rFonts w:ascii="Aptos Narrow" w:hAnsi="Aptos Narrow"/>
           <w:color w:val="70AD47" w:themeColor="accent6"/>
         </w:rPr>
-        <w:t xml:space="preserve"> https://github.com/ilikeyi/Multilingual/raw/main/get.ps1 -O get.ps1; .\get.ps1;</w:t>
+        <w:t xml:space="preserve"> https://github.com/ilikeyi/Multilingual/raw/main/get.ps1 </w:t>
+      </w:r>
+      <w:r>
+        <w:rPr>
+          <w:rFonts w:ascii="Aptos Narrow" w:hAnsi="Aptos Narrow"/>
+          <w:color w:val="70AD47" w:themeColor="accent6"/>
+        </w:rPr>
+        <w:t>-o</w:t>
+      </w:r>
+      <w:r>
+        <w:rPr>
+          <w:rFonts w:ascii="Aptos Narrow" w:hAnsi="Aptos Narrow"/>
+          <w:color w:val="70AD47" w:themeColor="accent6"/>
+        </w:rPr>
+        <w:t xml:space="preserve"> get.ps1; .\get.ps1;</w:t>
       </w:r>
     </w:p>
     <w:p>
@@ -2802,7 +2886,21 @@
           <w:rFonts w:ascii="Aptos Narrow" w:hAnsi="Aptos Narrow"/>
           <w:color w:val="70AD47" w:themeColor="accent6"/>
         </w:rPr>
-        <w:t xml:space="preserve"> -out get.ps1</w:t>
+        <w:t xml:space="preserve"> </w:t>
+      </w:r>
+      <w:r>
+        <w:rPr>
+          <w:rFonts w:ascii="Aptos Narrow" w:hAnsi="Aptos Narrow"/>
+          <w:color w:val="70AD47" w:themeColor="accent6"/>
+        </w:rPr>
+        <w:t>-o</w:t>
+      </w:r>
+      <w:r>
+        <w:rPr>
+          <w:rFonts w:ascii="Aptos Narrow" w:hAnsi="Aptos Narrow"/>
+          <w:color w:val="70AD47" w:themeColor="accent6"/>
+        </w:rPr>
+        <w:t>ut get.ps1</w:t>
       </w:r>
       <w:r>
         <w:rPr>
@@ -2844,7 +2942,14 @@
           <w:rFonts w:ascii="Aptos Narrow" w:hAnsi="Aptos Narrow"/>
           <w:color w:val="70AD47" w:themeColor="accent6"/>
         </w:rPr>
-        <w:t xml:space="preserve"> https://github.com/ilikeyi/Multilingual/raw/main/get.ps1 -</w:t>
+        <w:t xml:space="preserve"> https://github.com/ilikeyi/Multilingual/raw/main/get.ps1 </w:t>
+      </w:r>
+      <w:r>
+        <w:rPr>
+          <w:rFonts w:ascii="Aptos Narrow" w:hAnsi="Aptos Narrow"/>
+          <w:color w:val="70AD47" w:themeColor="accent6"/>
+        </w:rPr>
+        <w:t>-</w:t>
       </w:r>
       <w:proofErr w:type="spellStart"/>
       <w:r>
@@ -2852,7 +2957,14 @@
           <w:rFonts w:ascii="Aptos Narrow" w:hAnsi="Aptos Narrow"/>
           <w:color w:val="70AD47" w:themeColor="accent6"/>
         </w:rPr>
-        <w:t>OutFile</w:t>
+        <w:t>o</w:t>
+      </w:r>
+      <w:r>
+        <w:rPr>
+          <w:rFonts w:ascii="Aptos Narrow" w:hAnsi="Aptos Narrow"/>
+          <w:color w:val="70AD47" w:themeColor="accent6"/>
+        </w:rPr>
+        <w:t>utFile</w:t>
       </w:r>
       <w:proofErr w:type="spellEnd"/>
       <w:r>
@@ -3110,7 +3222,21 @@
           <w:rFonts w:ascii="Aptos Narrow" w:hAnsi="Aptos Narrow"/>
           <w:color w:val="70AD47" w:themeColor="accent6"/>
         </w:rPr>
-        <w:t>curl https://fengyi.tel/mul -O get.ps1</w:t>
+        <w:t xml:space="preserve">curl https://fengyi.tel/mul </w:t>
+      </w:r>
+      <w:r>
+        <w:rPr>
+          <w:rFonts w:ascii="Aptos Narrow" w:hAnsi="Aptos Narrow"/>
+          <w:color w:val="70AD47" w:themeColor="accent6"/>
+        </w:rPr>
+        <w:t>-o</w:t>
+      </w:r>
+      <w:r>
+        <w:rPr>
+          <w:rFonts w:ascii="Aptos Narrow" w:hAnsi="Aptos Narrow"/>
+          <w:color w:val="70AD47" w:themeColor="accent6"/>
+        </w:rPr>
+        <w:t xml:space="preserve"> get.ps1</w:t>
       </w:r>
     </w:p>
     <w:p>
@@ -3138,7 +3264,21 @@
           <w:rFonts w:ascii="Aptos Narrow" w:hAnsi="Aptos Narrow"/>
           <w:color w:val="70AD47" w:themeColor="accent6"/>
         </w:rPr>
-        <w:t xml:space="preserve"> https://fengyi.tel/mul -O get.ps1</w:t>
+        <w:t xml:space="preserve"> https://fengyi.tel/mul </w:t>
+      </w:r>
+      <w:r>
+        <w:rPr>
+          <w:rFonts w:ascii="Aptos Narrow" w:hAnsi="Aptos Narrow"/>
+          <w:color w:val="70AD47" w:themeColor="accent6"/>
+        </w:rPr>
+        <w:t>-o</w:t>
+      </w:r>
+      <w:r>
+        <w:rPr>
+          <w:rFonts w:ascii="Aptos Narrow" w:hAnsi="Aptos Narrow"/>
+          <w:color w:val="70AD47" w:themeColor="accent6"/>
+        </w:rPr>
+        <w:t xml:space="preserve"> get.ps1</w:t>
       </w:r>
     </w:p>
     <w:p>
@@ -3173,7 +3313,21 @@
           <w:rFonts w:ascii="Aptos Narrow" w:hAnsi="Aptos Narrow"/>
           <w:color w:val="70AD47" w:themeColor="accent6"/>
         </w:rPr>
-        <w:t xml:space="preserve"> -out get.ps1</w:t>
+        <w:t xml:space="preserve"> </w:t>
+      </w:r>
+      <w:r>
+        <w:rPr>
+          <w:rFonts w:ascii="Aptos Narrow" w:hAnsi="Aptos Narrow"/>
+          <w:color w:val="70AD47" w:themeColor="accent6"/>
+        </w:rPr>
+        <w:t>-o</w:t>
+      </w:r>
+      <w:r>
+        <w:rPr>
+          <w:rFonts w:ascii="Aptos Narrow" w:hAnsi="Aptos Narrow"/>
+          <w:color w:val="70AD47" w:themeColor="accent6"/>
+        </w:rPr>
+        <w:t>ut get.ps1</w:t>
       </w:r>
     </w:p>
     <w:p>
@@ -3208,7 +3362,14 @@
           <w:rFonts w:ascii="Aptos Narrow" w:hAnsi="Aptos Narrow"/>
           <w:color w:val="70AD47" w:themeColor="accent6"/>
         </w:rPr>
-        <w:t xml:space="preserve"> https://fengyi.tel/mul -</w:t>
+        <w:t xml:space="preserve"> https://fengyi.tel/mul </w:t>
+      </w:r>
+      <w:r>
+        <w:rPr>
+          <w:rFonts w:ascii="Aptos Narrow" w:hAnsi="Aptos Narrow"/>
+          <w:color w:val="70AD47" w:themeColor="accent6"/>
+        </w:rPr>
+        <w:t>-</w:t>
       </w:r>
       <w:proofErr w:type="spellStart"/>
       <w:r>
@@ -3216,7 +3377,14 @@
           <w:rFonts w:ascii="Aptos Narrow" w:hAnsi="Aptos Narrow"/>
           <w:color w:val="70AD47" w:themeColor="accent6"/>
         </w:rPr>
-        <w:t>OutFile</w:t>
+        <w:t>o</w:t>
+      </w:r>
+      <w:r>
+        <w:rPr>
+          <w:rFonts w:ascii="Aptos Narrow" w:hAnsi="Aptos Narrow"/>
+          <w:color w:val="70AD47" w:themeColor="accent6"/>
+        </w:rPr>
+        <w:t>utFile</w:t>
       </w:r>
       <w:proofErr w:type="spellEnd"/>
       <w:r>
@@ -3290,7 +3458,21 @@
           <w:rFonts w:ascii="Aptos Narrow" w:hAnsi="Aptos Narrow"/>
           <w:color w:val="70AD47" w:themeColor="accent6"/>
         </w:rPr>
-        <w:t>curl https://github.com/ilikeyi/Multilingual/raw/main/get.ps1 -O get.ps1</w:t>
+        <w:t xml:space="preserve">curl https://github.com/ilikeyi/Multilingual/raw/main/get.ps1 </w:t>
+      </w:r>
+      <w:r>
+        <w:rPr>
+          <w:rFonts w:ascii="Aptos Narrow" w:hAnsi="Aptos Narrow"/>
+          <w:color w:val="70AD47" w:themeColor="accent6"/>
+        </w:rPr>
+        <w:t>-o</w:t>
+      </w:r>
+      <w:r>
+        <w:rPr>
+          <w:rFonts w:ascii="Aptos Narrow" w:hAnsi="Aptos Narrow"/>
+          <w:color w:val="70AD47" w:themeColor="accent6"/>
+        </w:rPr>
+        <w:t xml:space="preserve"> get.ps1</w:t>
       </w:r>
     </w:p>
     <w:p>
@@ -3318,7 +3500,21 @@
           <w:rFonts w:ascii="Aptos Narrow" w:hAnsi="Aptos Narrow"/>
           <w:color w:val="70AD47" w:themeColor="accent6"/>
         </w:rPr>
-        <w:t xml:space="preserve"> https://github.com/ilikeyi/Multilingual/raw/main/get.ps1 -O get.ps1</w:t>
+        <w:t xml:space="preserve"> https://github.com/ilikeyi/Multilingual/raw/main/get.ps1 </w:t>
+      </w:r>
+      <w:r>
+        <w:rPr>
+          <w:rFonts w:ascii="Aptos Narrow" w:hAnsi="Aptos Narrow"/>
+          <w:color w:val="70AD47" w:themeColor="accent6"/>
+        </w:rPr>
+        <w:t>-o</w:t>
+      </w:r>
+      <w:r>
+        <w:rPr>
+          <w:rFonts w:ascii="Aptos Narrow" w:hAnsi="Aptos Narrow"/>
+          <w:color w:val="70AD47" w:themeColor="accent6"/>
+        </w:rPr>
+        <w:t xml:space="preserve"> get.ps1</w:t>
       </w:r>
     </w:p>
     <w:p>
@@ -3353,7 +3549,21 @@
           <w:rFonts w:ascii="Aptos Narrow" w:hAnsi="Aptos Narrow"/>
           <w:color w:val="70AD47" w:themeColor="accent6"/>
         </w:rPr>
-        <w:t xml:space="preserve"> -out get.ps1</w:t>
+        <w:t xml:space="preserve"> </w:t>
+      </w:r>
+      <w:r>
+        <w:rPr>
+          <w:rFonts w:ascii="Aptos Narrow" w:hAnsi="Aptos Narrow"/>
+          <w:color w:val="70AD47" w:themeColor="accent6"/>
+        </w:rPr>
+        <w:t>-o</w:t>
+      </w:r>
+      <w:r>
+        <w:rPr>
+          <w:rFonts w:ascii="Aptos Narrow" w:hAnsi="Aptos Narrow"/>
+          <w:color w:val="70AD47" w:themeColor="accent6"/>
+        </w:rPr>
+        <w:t>ut get.ps1</w:t>
       </w:r>
     </w:p>
     <w:p>
@@ -3388,7 +3598,14 @@
           <w:rFonts w:ascii="Aptos Narrow" w:hAnsi="Aptos Narrow"/>
           <w:color w:val="70AD47" w:themeColor="accent6"/>
         </w:rPr>
-        <w:t xml:space="preserve"> https://github.com/ilikeyi/Multilingual/raw/main/get.ps1 -</w:t>
+        <w:t xml:space="preserve"> https://github.com/ilikeyi/Multilingual/raw/main/get.ps1 </w:t>
+      </w:r>
+      <w:r>
+        <w:rPr>
+          <w:rFonts w:ascii="Aptos Narrow" w:hAnsi="Aptos Narrow"/>
+          <w:color w:val="70AD47" w:themeColor="accent6"/>
+        </w:rPr>
+        <w:t>-</w:t>
       </w:r>
       <w:proofErr w:type="spellStart"/>
       <w:r>
@@ -3396,7 +3613,14 @@
           <w:rFonts w:ascii="Aptos Narrow" w:hAnsi="Aptos Narrow"/>
           <w:color w:val="70AD47" w:themeColor="accent6"/>
         </w:rPr>
-        <w:t>OutFile</w:t>
+        <w:t>o</w:t>
+      </w:r>
+      <w:r>
+        <w:rPr>
+          <w:rFonts w:ascii="Aptos Narrow" w:hAnsi="Aptos Narrow"/>
+          <w:color w:val="70AD47" w:themeColor="accent6"/>
+        </w:rPr>
+        <w:t>utFile</w:t>
       </w:r>
       <w:proofErr w:type="spellEnd"/>
       <w:r>
@@ -4204,7 +4428,7 @@
           <w:szCs w:val="24"/>
         </w:rPr>
         <w:drawing>
-          <wp:anchor distT="0" distB="0" distL="114300" distR="114300" simplePos="0" relativeHeight="251663360" behindDoc="1" locked="0" layoutInCell="1" allowOverlap="1" wp14:anchorId="2370658F" wp14:editId="43A93F1E">
+          <wp:anchor distT="0" distB="0" distL="114300" distR="114300" simplePos="0" relativeHeight="251663360" behindDoc="1" locked="0" layoutInCell="1" allowOverlap="1" wp14:anchorId="2370658F" wp14:editId="66331E66">
             <wp:simplePos x="0" y="0"/>
             <wp:positionH relativeFrom="column">
               <wp:posOffset>0</wp:posOffset>

--- a/_Learn/Get/Get.zh-CN.docx
+++ b/_Learn/Get/Get.zh-CN.docx
@@ -34,7 +34,7 @@
           <w:szCs w:val="24"/>
         </w:rPr>
         <w:drawing>
-          <wp:anchor distT="0" distB="0" distL="114300" distR="114300" simplePos="0" relativeHeight="251661312" behindDoc="1" locked="0" layoutInCell="1" allowOverlap="1" wp14:anchorId="5881097F" wp14:editId="52221F4C">
+          <wp:anchor distT="0" distB="0" distL="114300" distR="114300" simplePos="0" relativeHeight="251661312" behindDoc="1" locked="0" layoutInCell="1" allowOverlap="1" wp14:anchorId="5881097F" wp14:editId="2AA17872">
             <wp:simplePos x="0" y="0"/>
             <wp:positionH relativeFrom="column">
               <wp:posOffset>0</wp:posOffset>
@@ -1695,14 +1695,7 @@
         <w:rPr>
           <w:rFonts w:ascii="Aptos Narrow" w:hAnsi="Aptos Narrow"/>
         </w:rPr>
-        <w:t xml:space="preserve">Windows Server </w:t>
-      </w:r>
-      <w:proofErr w:type="spellStart"/>
-      <w:r>
-        <w:rPr>
-          <w:rFonts w:ascii="Aptos Narrow" w:hAnsi="Aptos Narrow"/>
-        </w:rPr>
-        <w:t>vNex</w:t>
+        <w:t>Windows Server vNex</w:t>
       </w:r>
       <w:r>
         <w:rPr>
@@ -1710,7 +1703,6 @@
         </w:rPr>
         <w:t>t</w:t>
       </w:r>
-      <w:proofErr w:type="spellEnd"/>
       <w:r>
         <w:rPr>
           <w:rFonts w:ascii="Aptos Narrow" w:hAnsi="Aptos Narrow"/>
@@ -2066,39 +2058,7 @@
           <w:rFonts w:ascii="Aptos Narrow" w:hAnsi="Aptos Narrow"/>
           <w:color w:val="70AD47" w:themeColor="accent6"/>
         </w:rPr>
-        <w:t>Set-</w:t>
-      </w:r>
-      <w:proofErr w:type="spellStart"/>
-      <w:r>
-        <w:rPr>
-          <w:rFonts w:ascii="Aptos Narrow" w:hAnsi="Aptos Narrow"/>
-          <w:color w:val="70AD47" w:themeColor="accent6"/>
-        </w:rPr>
-        <w:t>ExecutionPolicy</w:t>
-      </w:r>
-      <w:proofErr w:type="spellEnd"/>
-      <w:r>
-        <w:rPr>
-          <w:rFonts w:ascii="Aptos Narrow" w:hAnsi="Aptos Narrow"/>
-          <w:color w:val="70AD47" w:themeColor="accent6"/>
-        </w:rPr>
-        <w:t xml:space="preserve"> -</w:t>
-      </w:r>
-      <w:proofErr w:type="spellStart"/>
-      <w:r>
-        <w:rPr>
-          <w:rFonts w:ascii="Aptos Narrow" w:hAnsi="Aptos Narrow"/>
-          <w:color w:val="70AD47" w:themeColor="accent6"/>
-        </w:rPr>
-        <w:t>ExecutionPolicy</w:t>
-      </w:r>
-      <w:proofErr w:type="spellEnd"/>
-      <w:r>
-        <w:rPr>
-          <w:rFonts w:ascii="Aptos Narrow" w:hAnsi="Aptos Narrow"/>
-          <w:color w:val="70AD47" w:themeColor="accent6"/>
-        </w:rPr>
-        <w:t xml:space="preserve"> Bypass -Force</w:t>
+        <w:t>Set-ExecutionPolicy -ExecutionPolicy Bypass -Force</w:t>
       </w:r>
     </w:p>
     <w:p>
@@ -2215,27 +2175,13 @@
         <w:rPr>
           <w:rFonts w:ascii="Aptos Narrow" w:hAnsi="Aptos Narrow"/>
         </w:rPr>
-        <w:t>运行，或复制路径，</w:t>
-      </w:r>
-      <w:proofErr w:type="gramStart"/>
-      <w:r>
-        <w:rPr>
-          <w:rFonts w:ascii="Aptos Narrow" w:hAnsi="Aptos Narrow"/>
-        </w:rPr>
-        <w:t>粘贴到</w:t>
-      </w:r>
-      <w:r>
-        <w:rPr>
-          <w:rFonts w:ascii="Aptos Narrow" w:hAnsi="Aptos Narrow"/>
-        </w:rPr>
-        <w:t>“</w:t>
-      </w:r>
-      <w:proofErr w:type="gramEnd"/>
-      <w:r>
-        <w:rPr>
-          <w:rFonts w:ascii="Aptos Narrow" w:hAnsi="Aptos Narrow"/>
-        </w:rPr>
-        <w:t>Terminal ”</w:t>
+        <w:t>运行，或复制路径，粘贴到</w:t>
+      </w:r>
+      <w:r>
+        <w:rPr>
+          <w:rFonts w:ascii="Aptos Narrow" w:hAnsi="Aptos Narrow"/>
+        </w:rPr>
+        <w:t>“Terminal ”</w:t>
       </w:r>
       <w:r>
         <w:rPr>
@@ -2404,7 +2350,6 @@
         </w:rPr>
         <w:t>、</w:t>
       </w:r>
-      <w:proofErr w:type="spellStart"/>
       <w:r>
         <w:rPr>
           <w:rFonts w:ascii="Aptos Narrow" w:hAnsi="Aptos Narrow" w:hint="eastAsia"/>
@@ -2412,7 +2357,6 @@
         </w:rPr>
         <w:t>iwr</w:t>
       </w:r>
-      <w:proofErr w:type="spellEnd"/>
       <w:r>
         <w:rPr>
           <w:rFonts w:ascii="Aptos Narrow" w:hAnsi="Aptos Narrow" w:hint="eastAsia"/>
@@ -2424,17 +2368,8 @@
           <w:rFonts w:ascii="Aptos Narrow" w:hAnsi="Aptos Narrow" w:hint="eastAsia"/>
           <w:color w:val="70AD47" w:themeColor="accent6"/>
         </w:rPr>
-        <w:t>Invoke-</w:t>
-      </w:r>
-      <w:proofErr w:type="spellStart"/>
-      <w:r>
-        <w:rPr>
-          <w:rFonts w:ascii="Aptos Narrow" w:hAnsi="Aptos Narrow" w:hint="eastAsia"/>
-          <w:color w:val="70AD47" w:themeColor="accent6"/>
-        </w:rPr>
-        <w:t>WebRequest</w:t>
-      </w:r>
-      <w:proofErr w:type="spellEnd"/>
+        <w:t>Invoke-WebRequest</w:t>
+      </w:r>
       <w:r>
         <w:rPr>
           <w:rFonts w:ascii="Aptos Narrow" w:hAnsi="Aptos Narrow" w:hint="eastAsia"/>
@@ -2581,28 +2516,26 @@
           <w:color w:val="70AD47" w:themeColor="accent6"/>
         </w:rPr>
       </w:pPr>
-      <w:proofErr w:type="spellStart"/>
-      <w:r>
-        <w:rPr>
-          <w:rFonts w:ascii="Aptos Narrow" w:hAnsi="Aptos Narrow"/>
-          <w:color w:val="70AD47" w:themeColor="accent6"/>
-        </w:rPr>
-        <w:t>wget</w:t>
-      </w:r>
-      <w:proofErr w:type="spellEnd"/>
-      <w:r>
-        <w:rPr>
-          <w:rFonts w:ascii="Aptos Narrow" w:hAnsi="Aptos Narrow"/>
-          <w:color w:val="70AD47" w:themeColor="accent6"/>
-        </w:rPr>
-        <w:t xml:space="preserve"> https://fengyi.tel/mul </w:t>
-      </w:r>
-      <w:r>
-        <w:rPr>
-          <w:rFonts w:ascii="Aptos Narrow" w:hAnsi="Aptos Narrow"/>
-          <w:color w:val="70AD47" w:themeColor="accent6"/>
-        </w:rPr>
-        <w:t>-o</w:t>
+      <w:r>
+        <w:rPr>
+          <w:rFonts w:ascii="Aptos Narrow" w:hAnsi="Aptos Narrow"/>
+          <w:color w:val="70AD47" w:themeColor="accent6"/>
+        </w:rPr>
+        <w:t xml:space="preserve">wget https://fengyi.tel/mul </w:t>
+      </w:r>
+      <w:r>
+        <w:rPr>
+          <w:rFonts w:ascii="Aptos Narrow" w:hAnsi="Aptos Narrow"/>
+          <w:color w:val="70AD47" w:themeColor="accent6"/>
+        </w:rPr>
+        <w:t>-</w:t>
+      </w:r>
+      <w:r>
+        <w:rPr>
+          <w:rFonts w:ascii="Aptos Narrow" w:hAnsi="Aptos Narrow"/>
+          <w:color w:val="70AD47" w:themeColor="accent6"/>
+        </w:rPr>
+        <w:t>O</w:t>
       </w:r>
       <w:r>
         <w:rPr>
@@ -2623,21 +2556,12 @@
           <w:color w:val="70AD47" w:themeColor="accent6"/>
         </w:rPr>
       </w:pPr>
-      <w:proofErr w:type="spellStart"/>
-      <w:r>
-        <w:rPr>
-          <w:rFonts w:ascii="Aptos Narrow" w:hAnsi="Aptos Narrow"/>
-          <w:color w:val="70AD47" w:themeColor="accent6"/>
-        </w:rPr>
-        <w:t>iwr</w:t>
-      </w:r>
-      <w:proofErr w:type="spellEnd"/>
-      <w:r>
-        <w:rPr>
-          <w:rFonts w:ascii="Aptos Narrow" w:hAnsi="Aptos Narrow"/>
-          <w:color w:val="70AD47" w:themeColor="accent6"/>
-        </w:rPr>
-        <w:t xml:space="preserve"> https://fengyi.tel/mul</w:t>
+      <w:r>
+        <w:rPr>
+          <w:rFonts w:ascii="Aptos Narrow" w:hAnsi="Aptos Narrow"/>
+          <w:color w:val="70AD47" w:themeColor="accent6"/>
+        </w:rPr>
+        <w:t>iwr https://fengyi.tel/mul</w:t>
       </w:r>
       <w:r>
         <w:rPr>
@@ -2684,53 +2608,21 @@
           <w:rFonts w:ascii="Aptos Narrow" w:hAnsi="Aptos Narrow"/>
           <w:color w:val="70AD47" w:themeColor="accent6"/>
         </w:rPr>
-        <w:t>Invoke-</w:t>
-      </w:r>
-      <w:proofErr w:type="spellStart"/>
-      <w:r>
-        <w:rPr>
-          <w:rFonts w:ascii="Aptos Narrow" w:hAnsi="Aptos Narrow"/>
-          <w:color w:val="70AD47" w:themeColor="accent6"/>
-        </w:rPr>
-        <w:t>WebRequest</w:t>
-      </w:r>
-      <w:proofErr w:type="spellEnd"/>
-      <w:r>
-        <w:rPr>
-          <w:rFonts w:ascii="Aptos Narrow" w:hAnsi="Aptos Narrow"/>
-          <w:color w:val="70AD47" w:themeColor="accent6"/>
-        </w:rPr>
-        <w:t xml:space="preserve"> https://fengyi.tel/mul </w:t>
-      </w:r>
-      <w:r>
-        <w:rPr>
-          <w:rFonts w:ascii="Aptos Narrow" w:hAnsi="Aptos Narrow"/>
-          <w:color w:val="70AD47" w:themeColor="accent6"/>
-        </w:rPr>
-        <w:t>-</w:t>
-      </w:r>
-      <w:proofErr w:type="spellStart"/>
-      <w:r>
-        <w:rPr>
-          <w:rFonts w:ascii="Aptos Narrow" w:hAnsi="Aptos Narrow"/>
-          <w:color w:val="70AD47" w:themeColor="accent6"/>
-        </w:rPr>
-        <w:t>o</w:t>
-      </w:r>
-      <w:r>
-        <w:rPr>
-          <w:rFonts w:ascii="Aptos Narrow" w:hAnsi="Aptos Narrow"/>
-          <w:color w:val="70AD47" w:themeColor="accent6"/>
-        </w:rPr>
-        <w:t>utFile</w:t>
-      </w:r>
-      <w:proofErr w:type="spellEnd"/>
-      <w:r>
-        <w:rPr>
-          <w:rFonts w:ascii="Aptos Narrow" w:hAnsi="Aptos Narrow"/>
-          <w:color w:val="70AD47" w:themeColor="accent6"/>
-        </w:rPr>
-        <w:t xml:space="preserve"> get.ps1; .\get.ps1;</w:t>
+        <w:t xml:space="preserve">Invoke-WebRequest https://fengyi.tel/mul </w:t>
+      </w:r>
+      <w:r>
+        <w:rPr>
+          <w:rFonts w:ascii="Aptos Narrow" w:hAnsi="Aptos Narrow"/>
+          <w:color w:val="70AD47" w:themeColor="accent6"/>
+        </w:rPr>
+        <w:t>-o</w:t>
+      </w:r>
+      <w:r>
+        <w:rPr>
+          <w:rFonts w:ascii="Aptos Narrow" w:hAnsi="Aptos Narrow"/>
+          <w:color w:val="70AD47" w:themeColor="accent6"/>
+        </w:rPr>
+        <w:t>utFile get.ps1; .\get.ps1;</w:t>
       </w:r>
     </w:p>
     <w:p>
@@ -2756,21 +2648,7 @@
         <w:rPr>
           <w:rFonts w:ascii="Aptos Narrow" w:hAnsi="Aptos Narrow" w:hint="eastAsia"/>
         </w:rPr>
-        <w:t xml:space="preserve"> </w:t>
-      </w:r>
-      <w:proofErr w:type="spellStart"/>
-      <w:r>
-        <w:rPr>
-          <w:rFonts w:ascii="Aptos Narrow" w:hAnsi="Aptos Narrow" w:hint="eastAsia"/>
-        </w:rPr>
-        <w:t>Github</w:t>
-      </w:r>
-      <w:proofErr w:type="spellEnd"/>
-      <w:r>
-        <w:rPr>
-          <w:rFonts w:ascii="Aptos Narrow" w:hAnsi="Aptos Narrow" w:hint="eastAsia"/>
-        </w:rPr>
-        <w:t xml:space="preserve"> </w:t>
+        <w:t xml:space="preserve"> Github </w:t>
       </w:r>
       <w:r>
         <w:rPr>
@@ -2823,28 +2701,26 @@
           <w:color w:val="70AD47" w:themeColor="accent6"/>
         </w:rPr>
       </w:pPr>
-      <w:proofErr w:type="spellStart"/>
-      <w:r>
-        <w:rPr>
-          <w:rFonts w:ascii="Aptos Narrow" w:hAnsi="Aptos Narrow"/>
-          <w:color w:val="70AD47" w:themeColor="accent6"/>
-        </w:rPr>
-        <w:t>wget</w:t>
-      </w:r>
-      <w:proofErr w:type="spellEnd"/>
-      <w:r>
-        <w:rPr>
-          <w:rFonts w:ascii="Aptos Narrow" w:hAnsi="Aptos Narrow"/>
-          <w:color w:val="70AD47" w:themeColor="accent6"/>
-        </w:rPr>
-        <w:t xml:space="preserve"> https://github.com/ilikeyi/Multilingual/raw/main/get.ps1 </w:t>
-      </w:r>
-      <w:r>
-        <w:rPr>
-          <w:rFonts w:ascii="Aptos Narrow" w:hAnsi="Aptos Narrow"/>
-          <w:color w:val="70AD47" w:themeColor="accent6"/>
-        </w:rPr>
-        <w:t>-o</w:t>
+      <w:r>
+        <w:rPr>
+          <w:rFonts w:ascii="Aptos Narrow" w:hAnsi="Aptos Narrow"/>
+          <w:color w:val="70AD47" w:themeColor="accent6"/>
+        </w:rPr>
+        <w:t xml:space="preserve">wget https://github.com/ilikeyi/Multilingual/raw/main/get.ps1 </w:t>
+      </w:r>
+      <w:r>
+        <w:rPr>
+          <w:rFonts w:ascii="Aptos Narrow" w:hAnsi="Aptos Narrow"/>
+          <w:color w:val="70AD47" w:themeColor="accent6"/>
+        </w:rPr>
+        <w:t>-</w:t>
+      </w:r>
+      <w:r>
+        <w:rPr>
+          <w:rFonts w:ascii="Aptos Narrow" w:hAnsi="Aptos Narrow"/>
+          <w:color w:val="70AD47" w:themeColor="accent6"/>
+        </w:rPr>
+        <w:t>O</w:t>
       </w:r>
       <w:r>
         <w:rPr>
@@ -2865,21 +2741,12 @@
           <w:color w:val="70AD47" w:themeColor="accent6"/>
         </w:rPr>
       </w:pPr>
-      <w:proofErr w:type="spellStart"/>
-      <w:r>
-        <w:rPr>
-          <w:rFonts w:ascii="Aptos Narrow" w:hAnsi="Aptos Narrow"/>
-          <w:color w:val="70AD47" w:themeColor="accent6"/>
-        </w:rPr>
-        <w:t>iwr</w:t>
-      </w:r>
-      <w:proofErr w:type="spellEnd"/>
-      <w:r>
-        <w:rPr>
-          <w:rFonts w:ascii="Aptos Narrow" w:hAnsi="Aptos Narrow"/>
-          <w:color w:val="70AD47" w:themeColor="accent6"/>
-        </w:rPr>
-        <w:t xml:space="preserve"> https://github.com/ilikeyi/Multilingual/raw/main/get.ps1</w:t>
+      <w:r>
+        <w:rPr>
+          <w:rFonts w:ascii="Aptos Narrow" w:hAnsi="Aptos Narrow"/>
+          <w:color w:val="70AD47" w:themeColor="accent6"/>
+        </w:rPr>
+        <w:t>iwr https://github.com/ilikeyi/Multilingual/raw/main/get.ps1</w:t>
       </w:r>
       <w:r>
         <w:rPr>
@@ -2926,53 +2793,21 @@
           <w:rFonts w:ascii="Aptos Narrow" w:hAnsi="Aptos Narrow"/>
           <w:color w:val="70AD47" w:themeColor="accent6"/>
         </w:rPr>
-        <w:t>Invoke-</w:t>
-      </w:r>
-      <w:proofErr w:type="spellStart"/>
-      <w:r>
-        <w:rPr>
-          <w:rFonts w:ascii="Aptos Narrow" w:hAnsi="Aptos Narrow"/>
-          <w:color w:val="70AD47" w:themeColor="accent6"/>
-        </w:rPr>
-        <w:t>WebRequest</w:t>
-      </w:r>
-      <w:proofErr w:type="spellEnd"/>
-      <w:r>
-        <w:rPr>
-          <w:rFonts w:ascii="Aptos Narrow" w:hAnsi="Aptos Narrow"/>
-          <w:color w:val="70AD47" w:themeColor="accent6"/>
-        </w:rPr>
-        <w:t xml:space="preserve"> https://github.com/ilikeyi/Multilingual/raw/main/get.ps1 </w:t>
-      </w:r>
-      <w:r>
-        <w:rPr>
-          <w:rFonts w:ascii="Aptos Narrow" w:hAnsi="Aptos Narrow"/>
-          <w:color w:val="70AD47" w:themeColor="accent6"/>
-        </w:rPr>
-        <w:t>-</w:t>
-      </w:r>
-      <w:proofErr w:type="spellStart"/>
-      <w:r>
-        <w:rPr>
-          <w:rFonts w:ascii="Aptos Narrow" w:hAnsi="Aptos Narrow"/>
-          <w:color w:val="70AD47" w:themeColor="accent6"/>
-        </w:rPr>
-        <w:t>o</w:t>
-      </w:r>
-      <w:r>
-        <w:rPr>
-          <w:rFonts w:ascii="Aptos Narrow" w:hAnsi="Aptos Narrow"/>
-          <w:color w:val="70AD47" w:themeColor="accent6"/>
-        </w:rPr>
-        <w:t>utFile</w:t>
-      </w:r>
-      <w:proofErr w:type="spellEnd"/>
-      <w:r>
-        <w:rPr>
-          <w:rFonts w:ascii="Aptos Narrow" w:hAnsi="Aptos Narrow"/>
-          <w:color w:val="70AD47" w:themeColor="accent6"/>
-        </w:rPr>
-        <w:t xml:space="preserve"> get.ps1; .\get.ps1;</w:t>
+        <w:t xml:space="preserve">Invoke-WebRequest https://github.com/ilikeyi/Multilingual/raw/main/get.ps1 </w:t>
+      </w:r>
+      <w:r>
+        <w:rPr>
+          <w:rFonts w:ascii="Aptos Narrow" w:hAnsi="Aptos Narrow"/>
+          <w:color w:val="70AD47" w:themeColor="accent6"/>
+        </w:rPr>
+        <w:t>-o</w:t>
+      </w:r>
+      <w:r>
+        <w:rPr>
+          <w:rFonts w:ascii="Aptos Narrow" w:hAnsi="Aptos Narrow"/>
+          <w:color w:val="70AD47" w:themeColor="accent6"/>
+        </w:rPr>
+        <w:t>utFile get.ps1; .\get.ps1;</w:t>
       </w:r>
     </w:p>
     <w:p>
@@ -3017,7 +2852,6 @@
         </w:rPr>
         <w:t xml:space="preserve"> </w:t>
       </w:r>
-      <w:proofErr w:type="gramStart"/>
       <w:r>
         <w:rPr>
           <w:rFonts w:ascii="Aptos Narrow" w:hAnsi="Aptos Narrow"/>
@@ -3030,7 +2864,6 @@
         </w:rPr>
         <w:t>“</w:t>
       </w:r>
-      <w:proofErr w:type="gramEnd"/>
       <w:r>
         <w:rPr>
           <w:rFonts w:ascii="Aptos Narrow" w:hAnsi="Aptos Narrow"/>
@@ -3250,28 +3083,26 @@
           <w:color w:val="70AD47" w:themeColor="accent6"/>
         </w:rPr>
       </w:pPr>
-      <w:proofErr w:type="spellStart"/>
-      <w:r>
-        <w:rPr>
-          <w:rFonts w:ascii="Aptos Narrow" w:hAnsi="Aptos Narrow"/>
-          <w:color w:val="70AD47" w:themeColor="accent6"/>
-        </w:rPr>
-        <w:t>wget</w:t>
-      </w:r>
-      <w:proofErr w:type="spellEnd"/>
-      <w:r>
-        <w:rPr>
-          <w:rFonts w:ascii="Aptos Narrow" w:hAnsi="Aptos Narrow"/>
-          <w:color w:val="70AD47" w:themeColor="accent6"/>
-        </w:rPr>
-        <w:t xml:space="preserve"> https://fengyi.tel/mul </w:t>
-      </w:r>
-      <w:r>
-        <w:rPr>
-          <w:rFonts w:ascii="Aptos Narrow" w:hAnsi="Aptos Narrow"/>
-          <w:color w:val="70AD47" w:themeColor="accent6"/>
-        </w:rPr>
-        <w:t>-o</w:t>
+      <w:r>
+        <w:rPr>
+          <w:rFonts w:ascii="Aptos Narrow" w:hAnsi="Aptos Narrow"/>
+          <w:color w:val="70AD47" w:themeColor="accent6"/>
+        </w:rPr>
+        <w:t xml:space="preserve">wget https://fengyi.tel/mul </w:t>
+      </w:r>
+      <w:r>
+        <w:rPr>
+          <w:rFonts w:ascii="Aptos Narrow" w:hAnsi="Aptos Narrow"/>
+          <w:color w:val="70AD47" w:themeColor="accent6"/>
+        </w:rPr>
+        <w:t>-</w:t>
+      </w:r>
+      <w:r>
+        <w:rPr>
+          <w:rFonts w:ascii="Aptos Narrow" w:hAnsi="Aptos Narrow"/>
+          <w:color w:val="70AD47" w:themeColor="accent6"/>
+        </w:rPr>
+        <w:t>O</w:t>
       </w:r>
       <w:r>
         <w:rPr>
@@ -3292,21 +3123,12 @@
           <w:color w:val="70AD47" w:themeColor="accent6"/>
         </w:rPr>
       </w:pPr>
-      <w:proofErr w:type="spellStart"/>
-      <w:r>
-        <w:rPr>
-          <w:rFonts w:ascii="Aptos Narrow" w:hAnsi="Aptos Narrow"/>
-          <w:color w:val="70AD47" w:themeColor="accent6"/>
-        </w:rPr>
-        <w:t>iwr</w:t>
-      </w:r>
-      <w:proofErr w:type="spellEnd"/>
-      <w:r>
-        <w:rPr>
-          <w:rFonts w:ascii="Aptos Narrow" w:hAnsi="Aptos Narrow"/>
-          <w:color w:val="70AD47" w:themeColor="accent6"/>
-        </w:rPr>
-        <w:t xml:space="preserve"> https://fengyi.tel/mul</w:t>
+      <w:r>
+        <w:rPr>
+          <w:rFonts w:ascii="Aptos Narrow" w:hAnsi="Aptos Narrow"/>
+          <w:color w:val="70AD47" w:themeColor="accent6"/>
+        </w:rPr>
+        <w:t>iwr https://fengyi.tel/mul</w:t>
       </w:r>
       <w:r>
         <w:rPr>
@@ -3346,53 +3168,21 @@
           <w:rFonts w:ascii="Aptos Narrow" w:hAnsi="Aptos Narrow"/>
           <w:color w:val="70AD47" w:themeColor="accent6"/>
         </w:rPr>
-        <w:t>Invoke-</w:t>
-      </w:r>
-      <w:proofErr w:type="spellStart"/>
-      <w:r>
-        <w:rPr>
-          <w:rFonts w:ascii="Aptos Narrow" w:hAnsi="Aptos Narrow"/>
-          <w:color w:val="70AD47" w:themeColor="accent6"/>
-        </w:rPr>
-        <w:t>WebRequest</w:t>
-      </w:r>
-      <w:proofErr w:type="spellEnd"/>
-      <w:r>
-        <w:rPr>
-          <w:rFonts w:ascii="Aptos Narrow" w:hAnsi="Aptos Narrow"/>
-          <w:color w:val="70AD47" w:themeColor="accent6"/>
-        </w:rPr>
-        <w:t xml:space="preserve"> https://fengyi.tel/mul </w:t>
-      </w:r>
-      <w:r>
-        <w:rPr>
-          <w:rFonts w:ascii="Aptos Narrow" w:hAnsi="Aptos Narrow"/>
-          <w:color w:val="70AD47" w:themeColor="accent6"/>
-        </w:rPr>
-        <w:t>-</w:t>
-      </w:r>
-      <w:proofErr w:type="spellStart"/>
-      <w:r>
-        <w:rPr>
-          <w:rFonts w:ascii="Aptos Narrow" w:hAnsi="Aptos Narrow"/>
-          <w:color w:val="70AD47" w:themeColor="accent6"/>
-        </w:rPr>
-        <w:t>o</w:t>
-      </w:r>
-      <w:r>
-        <w:rPr>
-          <w:rFonts w:ascii="Aptos Narrow" w:hAnsi="Aptos Narrow"/>
-          <w:color w:val="70AD47" w:themeColor="accent6"/>
-        </w:rPr>
-        <w:t>utFile</w:t>
-      </w:r>
-      <w:proofErr w:type="spellEnd"/>
-      <w:r>
-        <w:rPr>
-          <w:rFonts w:ascii="Aptos Narrow" w:hAnsi="Aptos Narrow"/>
-          <w:color w:val="70AD47" w:themeColor="accent6"/>
-        </w:rPr>
-        <w:t xml:space="preserve"> get.ps1</w:t>
+        <w:t xml:space="preserve">Invoke-WebRequest https://fengyi.tel/mul </w:t>
+      </w:r>
+      <w:r>
+        <w:rPr>
+          <w:rFonts w:ascii="Aptos Narrow" w:hAnsi="Aptos Narrow"/>
+          <w:color w:val="70AD47" w:themeColor="accent6"/>
+        </w:rPr>
+        <w:t>-o</w:t>
+      </w:r>
+      <w:r>
+        <w:rPr>
+          <w:rFonts w:ascii="Aptos Narrow" w:hAnsi="Aptos Narrow"/>
+          <w:color w:val="70AD47" w:themeColor="accent6"/>
+        </w:rPr>
+        <w:t>utFile get.ps1</w:t>
       </w:r>
     </w:p>
     <w:p>
@@ -3419,21 +3209,7 @@
         <w:rPr>
           <w:rFonts w:ascii="Aptos Narrow" w:hAnsi="Aptos Narrow" w:hint="eastAsia"/>
         </w:rPr>
-        <w:t xml:space="preserve"> </w:t>
-      </w:r>
-      <w:proofErr w:type="spellStart"/>
-      <w:r>
-        <w:rPr>
-          <w:rFonts w:ascii="Aptos Narrow" w:hAnsi="Aptos Narrow" w:hint="eastAsia"/>
-        </w:rPr>
-        <w:t>Github</w:t>
-      </w:r>
-      <w:proofErr w:type="spellEnd"/>
-      <w:r>
-        <w:rPr>
-          <w:rFonts w:ascii="Aptos Narrow" w:hAnsi="Aptos Narrow" w:hint="eastAsia"/>
-        </w:rPr>
-        <w:t xml:space="preserve"> </w:t>
+        <w:t xml:space="preserve"> Github </w:t>
       </w:r>
       <w:r>
         <w:rPr>
@@ -3486,28 +3262,26 @@
           <w:color w:val="70AD47" w:themeColor="accent6"/>
         </w:rPr>
       </w:pPr>
-      <w:proofErr w:type="spellStart"/>
-      <w:r>
-        <w:rPr>
-          <w:rFonts w:ascii="Aptos Narrow" w:hAnsi="Aptos Narrow"/>
-          <w:color w:val="70AD47" w:themeColor="accent6"/>
-        </w:rPr>
-        <w:t>wget</w:t>
-      </w:r>
-      <w:proofErr w:type="spellEnd"/>
-      <w:r>
-        <w:rPr>
-          <w:rFonts w:ascii="Aptos Narrow" w:hAnsi="Aptos Narrow"/>
-          <w:color w:val="70AD47" w:themeColor="accent6"/>
-        </w:rPr>
-        <w:t xml:space="preserve"> https://github.com/ilikeyi/Multilingual/raw/main/get.ps1 </w:t>
-      </w:r>
-      <w:r>
-        <w:rPr>
-          <w:rFonts w:ascii="Aptos Narrow" w:hAnsi="Aptos Narrow"/>
-          <w:color w:val="70AD47" w:themeColor="accent6"/>
-        </w:rPr>
-        <w:t>-o</w:t>
+      <w:r>
+        <w:rPr>
+          <w:rFonts w:ascii="Aptos Narrow" w:hAnsi="Aptos Narrow"/>
+          <w:color w:val="70AD47" w:themeColor="accent6"/>
+        </w:rPr>
+        <w:t xml:space="preserve">wget https://github.com/ilikeyi/Multilingual/raw/main/get.ps1 </w:t>
+      </w:r>
+      <w:r>
+        <w:rPr>
+          <w:rFonts w:ascii="Aptos Narrow" w:hAnsi="Aptos Narrow"/>
+          <w:color w:val="70AD47" w:themeColor="accent6"/>
+        </w:rPr>
+        <w:t>-</w:t>
+      </w:r>
+      <w:r>
+        <w:rPr>
+          <w:rFonts w:ascii="Aptos Narrow" w:hAnsi="Aptos Narrow"/>
+          <w:color w:val="70AD47" w:themeColor="accent6"/>
+        </w:rPr>
+        <w:t>O</w:t>
       </w:r>
       <w:r>
         <w:rPr>
@@ -3528,21 +3302,12 @@
           <w:color w:val="70AD47" w:themeColor="accent6"/>
         </w:rPr>
       </w:pPr>
-      <w:proofErr w:type="spellStart"/>
-      <w:r>
-        <w:rPr>
-          <w:rFonts w:ascii="Aptos Narrow" w:hAnsi="Aptos Narrow"/>
-          <w:color w:val="70AD47" w:themeColor="accent6"/>
-        </w:rPr>
-        <w:t>iwr</w:t>
-      </w:r>
-      <w:proofErr w:type="spellEnd"/>
-      <w:r>
-        <w:rPr>
-          <w:rFonts w:ascii="Aptos Narrow" w:hAnsi="Aptos Narrow"/>
-          <w:color w:val="70AD47" w:themeColor="accent6"/>
-        </w:rPr>
-        <w:t xml:space="preserve"> https://github.com/ilikeyi/Multilingual/raw/main/get.ps1</w:t>
+      <w:r>
+        <w:rPr>
+          <w:rFonts w:ascii="Aptos Narrow" w:hAnsi="Aptos Narrow"/>
+          <w:color w:val="70AD47" w:themeColor="accent6"/>
+        </w:rPr>
+        <w:t>iwr https://github.com/ilikeyi/Multilingual/raw/main/get.ps1</w:t>
       </w:r>
       <w:r>
         <w:rPr>
@@ -3582,53 +3347,21 @@
           <w:rFonts w:ascii="Aptos Narrow" w:hAnsi="Aptos Narrow"/>
           <w:color w:val="70AD47" w:themeColor="accent6"/>
         </w:rPr>
-        <w:t>Invoke-</w:t>
-      </w:r>
-      <w:proofErr w:type="spellStart"/>
-      <w:r>
-        <w:rPr>
-          <w:rFonts w:ascii="Aptos Narrow" w:hAnsi="Aptos Narrow"/>
-          <w:color w:val="70AD47" w:themeColor="accent6"/>
-        </w:rPr>
-        <w:t>WebRequest</w:t>
-      </w:r>
-      <w:proofErr w:type="spellEnd"/>
-      <w:r>
-        <w:rPr>
-          <w:rFonts w:ascii="Aptos Narrow" w:hAnsi="Aptos Narrow"/>
-          <w:color w:val="70AD47" w:themeColor="accent6"/>
-        </w:rPr>
-        <w:t xml:space="preserve"> https://github.com/ilikeyi/Multilingual/raw/main/get.ps1 </w:t>
-      </w:r>
-      <w:r>
-        <w:rPr>
-          <w:rFonts w:ascii="Aptos Narrow" w:hAnsi="Aptos Narrow"/>
-          <w:color w:val="70AD47" w:themeColor="accent6"/>
-        </w:rPr>
-        <w:t>-</w:t>
-      </w:r>
-      <w:proofErr w:type="spellStart"/>
-      <w:r>
-        <w:rPr>
-          <w:rFonts w:ascii="Aptos Narrow" w:hAnsi="Aptos Narrow"/>
-          <w:color w:val="70AD47" w:themeColor="accent6"/>
-        </w:rPr>
-        <w:t>o</w:t>
-      </w:r>
-      <w:r>
-        <w:rPr>
-          <w:rFonts w:ascii="Aptos Narrow" w:hAnsi="Aptos Narrow"/>
-          <w:color w:val="70AD47" w:themeColor="accent6"/>
-        </w:rPr>
-        <w:t>utFile</w:t>
-      </w:r>
-      <w:proofErr w:type="spellEnd"/>
-      <w:r>
-        <w:rPr>
-          <w:rFonts w:ascii="Aptos Narrow" w:hAnsi="Aptos Narrow"/>
-          <w:color w:val="70AD47" w:themeColor="accent6"/>
-        </w:rPr>
-        <w:t xml:space="preserve"> get.ps1</w:t>
+        <w:t xml:space="preserve">Invoke-WebRequest https://github.com/ilikeyi/Multilingual/raw/main/get.ps1 </w:t>
+      </w:r>
+      <w:r>
+        <w:rPr>
+          <w:rFonts w:ascii="Aptos Narrow" w:hAnsi="Aptos Narrow"/>
+          <w:color w:val="70AD47" w:themeColor="accent6"/>
+        </w:rPr>
+        <w:t>-o</w:t>
+      </w:r>
+      <w:r>
+        <w:rPr>
+          <w:rFonts w:ascii="Aptos Narrow" w:hAnsi="Aptos Narrow"/>
+          <w:color w:val="70AD47" w:themeColor="accent6"/>
+        </w:rPr>
+        <w:t>utFile get.ps1</w:t>
       </w:r>
     </w:p>
     <w:p>
@@ -3785,17 +3518,8 @@
           <w:rFonts w:ascii="Aptos Narrow" w:hAnsi="Aptos Narrow"/>
           <w:color w:val="70AD47" w:themeColor="accent6"/>
         </w:rPr>
-        <w:t>-</w:t>
-      </w:r>
-      <w:proofErr w:type="spellStart"/>
-      <w:r>
-        <w:rPr>
-          <w:rFonts w:ascii="Aptos Narrow" w:hAnsi="Aptos Narrow"/>
-          <w:color w:val="70AD47" w:themeColor="accent6"/>
-        </w:rPr>
-        <w:t>Cus</w:t>
-      </w:r>
-      <w:proofErr w:type="spellEnd"/>
+        <w:t>-Cus</w:t>
+      </w:r>
       <w:r>
         <w:rPr>
           <w:rFonts w:ascii="Aptos Narrow" w:hAnsi="Aptos Narrow"/>
@@ -3861,23 +3585,7 @@
           <w:rFonts w:ascii="Aptos Narrow" w:hAnsi="Aptos Narrow"/>
           <w:color w:val="70AD47" w:themeColor="accent6"/>
         </w:rPr>
-        <w:t>"</w:t>
-      </w:r>
-      <w:proofErr w:type="spellStart"/>
-      <w:r>
-        <w:rPr>
-          <w:rFonts w:ascii="Aptos Narrow" w:hAnsi="Aptos Narrow"/>
-          <w:color w:val="70AD47" w:themeColor="accent6"/>
-        </w:rPr>
-        <w:t>AutoSelectDisk</w:t>
-      </w:r>
-      <w:proofErr w:type="spellEnd"/>
-      <w:r>
-        <w:rPr>
-          <w:rFonts w:ascii="Aptos Narrow" w:hAnsi="Aptos Narrow"/>
-          <w:color w:val="70AD47" w:themeColor="accent6"/>
-        </w:rPr>
-        <w:t>"</w:t>
+        <w:t>"AutoSelectDisk"</w:t>
       </w:r>
       <w:r>
         <w:rPr>
@@ -3969,17 +3677,8 @@
           <w:rFonts w:ascii="Aptos Narrow" w:hAnsi="Aptos Narrow"/>
           <w:color w:val="70AD47" w:themeColor="accent6"/>
         </w:rPr>
-        <w:t>-</w:t>
-      </w:r>
-      <w:proofErr w:type="spellStart"/>
-      <w:r>
-        <w:rPr>
-          <w:rFonts w:ascii="Aptos Narrow" w:hAnsi="Aptos Narrow"/>
-          <w:color w:val="70AD47" w:themeColor="accent6"/>
-        </w:rPr>
-        <w:t>GoTo</w:t>
-      </w:r>
-      <w:proofErr w:type="spellEnd"/>
+        <w:t>-GoTo</w:t>
+      </w:r>
       <w:r>
         <w:rPr>
           <w:rFonts w:ascii="Aptos Narrow" w:hAnsi="Aptos Narrow"/>
@@ -4159,39 +3858,7 @@
           <w:rFonts w:ascii="Aptos Narrow" w:hAnsi="Aptos Narrow"/>
           <w:color w:val="70AD47" w:themeColor="accent6"/>
         </w:rPr>
-        <w:t>.\get.ps1 -To "</w:t>
-      </w:r>
-      <w:proofErr w:type="spellStart"/>
-      <w:r>
-        <w:rPr>
-          <w:rFonts w:ascii="Aptos Narrow" w:hAnsi="Aptos Narrow"/>
-          <w:color w:val="70AD47" w:themeColor="accent6"/>
-        </w:rPr>
-        <w:t>AutoSelectDisk</w:t>
-      </w:r>
-      <w:proofErr w:type="spellEnd"/>
-      <w:r>
-        <w:rPr>
-          <w:rFonts w:ascii="Aptos Narrow" w:hAnsi="Aptos Narrow"/>
-          <w:color w:val="70AD47" w:themeColor="accent6"/>
-        </w:rPr>
-        <w:t>" -</w:t>
-      </w:r>
-      <w:proofErr w:type="spellStart"/>
-      <w:r>
-        <w:rPr>
-          <w:rFonts w:ascii="Aptos Narrow" w:hAnsi="Aptos Narrow"/>
-          <w:color w:val="70AD47" w:themeColor="accent6"/>
-        </w:rPr>
-        <w:t>GoTo</w:t>
-      </w:r>
-      <w:proofErr w:type="spellEnd"/>
-      <w:r>
-        <w:rPr>
-          <w:rFonts w:ascii="Aptos Narrow" w:hAnsi="Aptos Narrow"/>
-          <w:color w:val="70AD47" w:themeColor="accent6"/>
-        </w:rPr>
-        <w:t xml:space="preserve"> "</w:t>
+        <w:t>.\get.ps1 -To "AutoSelectDisk" -GoTo "</w:t>
       </w:r>
       <w:r>
         <w:rPr>
@@ -4428,7 +4095,7 @@
           <w:szCs w:val="24"/>
         </w:rPr>
         <w:drawing>
-          <wp:anchor distT="0" distB="0" distL="114300" distR="114300" simplePos="0" relativeHeight="251663360" behindDoc="1" locked="0" layoutInCell="1" allowOverlap="1" wp14:anchorId="2370658F" wp14:editId="66331E66">
+          <wp:anchor distT="0" distB="0" distL="114300" distR="114300" simplePos="0" relativeHeight="251663360" behindDoc="1" locked="0" layoutInCell="1" allowOverlap="1" wp14:anchorId="2370658F" wp14:editId="742AD7B0">
             <wp:simplePos x="0" y="0"/>
             <wp:positionH relativeFrom="column">
               <wp:posOffset>0</wp:posOffset>
@@ -4554,7 +4221,6 @@
         </w:rPr>
         <w:t>Yi</w:t>
       </w:r>
-      <w:proofErr w:type="gramStart"/>
       <w:r>
         <w:rPr>
           <w:rFonts w:ascii="Aptos Narrow" w:hAnsi="Aptos Narrow"/>
@@ -4562,7 +4228,6 @@
         </w:rPr>
         <w:t>’</w:t>
       </w:r>
-      <w:proofErr w:type="gramEnd"/>
       <w:r>
         <w:rPr>
           <w:rFonts w:ascii="Aptos Narrow" w:hAnsi="Aptos Narrow" w:hint="eastAsia"/>
@@ -4598,19 +4263,11 @@
           <w:rFonts w:ascii="Aptos Narrow" w:hAnsi="Aptos Narrow"/>
         </w:rPr>
       </w:pPr>
-      <w:proofErr w:type="spellStart"/>
-      <w:r>
-        <w:rPr>
-          <w:rFonts w:ascii="Aptos Narrow" w:hAnsi="Aptos Narrow" w:hint="eastAsia"/>
-        </w:rPr>
-        <w:t>Github</w:t>
-      </w:r>
-      <w:proofErr w:type="spellEnd"/>
-      <w:r>
-        <w:rPr>
-          <w:rFonts w:ascii="Aptos Narrow" w:hAnsi="Aptos Narrow" w:hint="eastAsia"/>
-        </w:rPr>
-        <w:t xml:space="preserve"> | </w:t>
+      <w:r>
+        <w:rPr>
+          <w:rFonts w:ascii="Aptos Narrow" w:hAnsi="Aptos Narrow" w:hint="eastAsia"/>
+        </w:rPr>
+        <w:t xml:space="preserve">Github | </w:t>
       </w:r>
       <w:hyperlink r:id="rId15" w:history="1">
         <w:r>
